--- a/artifacts/redsky-cv/Maciej_Tkacz_CV_RedSky_PL_ATS.docx
+++ b/artifacts/redsky-cv/Maciej_Tkacz_CV_RedSky_PL_ATS.docx
@@ -52,7 +52,7 @@
     </w:p>
     <w:p>
       <w:r>
-        <w:t>Praktyczny inżynier-konstruktor robotyki: student Mechaniki i Budowy Maszyn na Politechnice Krakowskiej oraz Technik Programista, prowadzący układy elektromechaniczne od koncepcji do działającego prototypu. Komercyjne doświadczenie w tworzeniu symulacji robotycznych i cyfrowych bliźniaków w Visual Components dla produkcji Automotive. Samodzielnie zaprojektowałem i zbudowałem ramię robota SCARA - CAD, konstrukcja drukowana 3D, napędy krokowe NEMA ze sterownikami TMC/DRV, elektronika mikrokontrolerowa oraz oprogramowanie sterujące w Pythonie/C++. Pragmatyczne, szybkie prototypowanie i silne zainteresowanie physical AI oraz automatyzacją. Dostępność w pełnym wymiarze dzięki możliwości dostosowania toku studiów.</w:t>
+        <w:t>Praktyczny inżynier-konstruktor robotyki: student Mechaniki i Budowy Maszyn na Politechnice Krakowskiej oraz Technik Programista, prowadzący układy elektromechaniczne od koncepcji do działającego prototypu. Obecnie Inżynier Robotyk w ASTOR, gdzie programuję roboty Kawasaki i Epson oraz projektuję, buduję i uruchamiam stanowiska demonstracyjne pokazujące te roboty w różnych aplikacjach. Wcześniej komercyjne doświadczenie w tworzeniu symulacji robotycznych i cyfrowych bliźniaków w Visual Components dla produkcji Automotive. Samodzielnie zaprojektowałem i zbudowałem ramię robota SCARA - CAD, konstrukcja drukowana 3D, napędy krokowe NEMA ze sterownikami TMC/DRV, elektronika mikrokontrolerowa oraz oprogramowanie sterujące w Pythonie/C++. Pragmatyczne, szybkie prototypowanie i silne zainteresowanie physical AI oraz automatyzacją. Dostępność w pełnym wymiarze dzięki możliwości dostosowania toku studiów.</w:t>
       </w:r>
     </w:p>
     <w:p>
@@ -200,6 +200,60 @@
           <w:sz w:val="20"/>
         </w:rPr>
         <w:t>DOŚWIADCZENIE ZAWODOWE</w:t>
+      </w:r>
+    </w:p>
+    <w:p>
+      <w:pPr>
+        <w:spacing w:before="60"/>
+      </w:pPr>
+      <w:r>
+        <w:rPr>
+          <w:b/>
+        </w:rPr>
+        <w:t>Inżynier Robotyk</w:t>
+      </w:r>
+      <w:r>
+        <w:t xml:space="preserve"> | ASTOR, Kraków | 07.2026 - obecnie</w:t>
+      </w:r>
+    </w:p>
+    <w:p>
+      <w:pPr>
+        <w:pStyle w:val="ListBullet"/>
+        <w:spacing w:after="20"/>
+        <w:ind w:left="198"/>
+      </w:pPr>
+      <w:r>
+        <w:t>Programowanie robotów przemysłowych Kawasaki i Epson - od programów ruchu i pracy na teach pendancie po kompletne cykle aplikacyjne.</w:t>
+      </w:r>
+    </w:p>
+    <w:p>
+      <w:pPr>
+        <w:pStyle w:val="ListBullet"/>
+        <w:spacing w:after="20"/>
+        <w:ind w:left="198"/>
+      </w:pPr>
+      <w:r>
+        <w:t>Budowa cyfrowych bliźniaków linii produkcyjnych i symulacji robotów, weryfikacja zasięgów, sekwencji ruchu i zachowania procesu przed wdrożeniem fizycznym.</w:t>
+      </w:r>
+    </w:p>
+    <w:p>
+      <w:pPr>
+        <w:pStyle w:val="ListBullet"/>
+        <w:spacing w:after="20"/>
+        <w:ind w:left="198"/>
+      </w:pPr>
+      <w:r>
+        <w:t>Projektowanie, przygotowanie i budowa stanowisk demo prezentujących roboty Kawasaki i Epson w różnych aplikacjach - montaż mechaniczny, integracja hardware-software, programowanie i uruchomienie.</w:t>
+      </w:r>
+    </w:p>
+    <w:p>
+      <w:pPr>
+        <w:pStyle w:val="ListBullet"/>
+        <w:spacing w:after="20"/>
+        <w:ind w:left="198"/>
+      </w:pPr>
+      <w:r>
+        <w:t>Testowanie i diagnostyka stanowisk zrobotyzowanych end-to-end, na styku mechaniki, elektryki i oprogramowania robotów.</w:t>
       </w:r>
     </w:p>
     <w:p>
